--- a/Games/PC/Strategy/Commandos Behind Enemy Lines (2.51 GB)/2-Documentation (197 MB)/6-Articles & Reviews/Source.docx
+++ b/Games/PC/Strategy/Commandos Behind Enemy Lines (2.51 GB)/2-Documentation (197 MB)/6-Articles & Reviews/Source.docx
@@ -27,6 +27,9 @@
         <w:t>mobygames_com_game_976_commandos_behind_enemy_lines_reviews</w:t>
       </w:r>
       <w:r>
+        <w:t>.pdf</w:t>
+      </w:r>
+      <w:r>
         <w:t xml:space="preserve"> -&gt; </w:t>
       </w:r>
       <w:proofErr w:type="spellStart"/>
@@ -47,21 +50,21 @@
         <w:t xml:space="preserve"> Commandos – Behind Enemy Lines</w:t>
       </w:r>
       <w:r>
+        <w:t>.pdf</w:t>
+      </w:r>
+      <w:r>
         <w:t>] [</w:t>
       </w:r>
+      <w:r>
+        <w:t xml:space="preserve">Commandos: Behind Enemy Lines - PC - Documentation 3 -&gt; </w:t>
+      </w:r>
       <w:proofErr w:type="spellStart"/>
       <w:r>
         <w:t>MobyGames</w:t>
       </w:r>
       <w:proofErr w:type="spellEnd"/>
       <w:r>
-        <w:t xml:space="preserve"> </w:t>
-      </w:r>
-      <w:r>
-        <w:t>Reviews</w:t>
-      </w:r>
-      <w:r>
-        <w:t>: Commandos – Behind Enemy Lines</w:t>
+        <w:t xml:space="preserve"> Reviews - Commandos – Behind Enemy Lines</w:t>
       </w:r>
       <w:r>
         <w:t>]</w:t>
@@ -104,6 +107,39 @@
       </w:r>
       <w:r>
         <w:t>Entertainment</w:t>
+      </w:r>
+    </w:p>
+    <w:p>
+      <w:pPr>
+        <w:ind w:left="720"/>
+      </w:pPr>
+      <w:r>
+        <w:t xml:space="preserve">* </w:t>
+      </w:r>
+      <w:r>
+        <w:rPr>
+          <w:b/>
+          <w:bCs/>
+        </w:rPr>
+        <w:t xml:space="preserve">Source </w:t>
+      </w:r>
+      <w:r>
+        <w:rPr>
+          <w:b/>
+          <w:bCs/>
+        </w:rPr>
+        <w:t>Platform</w:t>
+      </w:r>
+      <w:r>
+        <w:t xml:space="preserve">: </w:t>
+      </w:r>
+      <w:proofErr w:type="spellStart"/>
+      <w:r>
+        <w:t>MobyGames</w:t>
+      </w:r>
+      <w:proofErr w:type="spellEnd"/>
+      <w:r>
+        <w:t xml:space="preserve"> (https://www.mobygames.com)</w:t>
       </w:r>
     </w:p>
     <w:p>
@@ -148,7 +184,18 @@
         <w:t>Download Server / Mirror</w:t>
       </w:r>
       <w:r>
-        <w:t>: www.mobygames.com</w:t>
+        <w:t xml:space="preserve">: </w:t>
+      </w:r>
+      <w:r>
+        <w:t>https://www.mobygames.com [</w:t>
+      </w:r>
+      <w:proofErr w:type="spellStart"/>
+      <w:r>
+        <w:t>MobyGames</w:t>
+      </w:r>
+      <w:proofErr w:type="spellEnd"/>
+      <w:r>
+        <w:t xml:space="preserve"> Main Web Server]</w:t>
       </w:r>
       <w:r>
         <w:br/>
@@ -162,7 +209,18 @@
         <w:t>Download Method</w:t>
       </w:r>
       <w:r>
-        <w:t>: https://www.sejda.com/html-to-pdf -&gt; convert html to pdf</w:t>
+        <w:t xml:space="preserve">: </w:t>
+      </w:r>
+      <w:r>
+        <w:t xml:space="preserve">Web Tool: </w:t>
+      </w:r>
+      <w:proofErr w:type="spellStart"/>
+      <w:r>
+        <w:t>Sejda</w:t>
+      </w:r>
+      <w:proofErr w:type="spellEnd"/>
+      <w:r>
+        <w:t xml:space="preserve"> - HTML to PDF (https://www.sejda.com/html-to-pdf) [convert html to pdf]</w:t>
       </w:r>
     </w:p>
     <w:p>
@@ -245,8 +303,32 @@
       </w:r>
       <w:proofErr w:type="gramEnd"/>
       <w:r>
-        <w:t xml:space="preserve"> </w:t>
-      </w:r>
+        <w:t xml:space="preserve"> | </w:t>
+      </w:r>
+      <w:proofErr w:type="spellStart"/>
+      <w:r>
+        <w:t>StorageType</w:t>
+      </w:r>
+      <w:proofErr w:type="spellEnd"/>
+      <w:r>
+        <w:t xml:space="preserve">: Cloud -&gt; Platform: GitHub -&gt; Account: gamekingdomelbaf1 -&gt; Repository: </w:t>
+      </w:r>
+      <w:proofErr w:type="spellStart"/>
+      <w:r>
+        <w:t>KingdomheartsGame</w:t>
+      </w:r>
+      <w:proofErr w:type="spellEnd"/>
+      <w:r>
+        <w:t xml:space="preserve"> -&gt; Path: Games/PC/Strategy/Commandos Behind Enemy Lines (2.51 </w:t>
+      </w:r>
+      <w:proofErr w:type="gramStart"/>
+      <w:r>
+        <w:t>GB)/</w:t>
+      </w:r>
+      <w:r>
+        <w:t>..</w:t>
+      </w:r>
+      <w:proofErr w:type="gramEnd"/>
       <w:r>
         <w:br/>
         <w:t xml:space="preserve">* </w:t>
@@ -262,7 +344,11 @@
         <w:t>:</w:t>
       </w:r>
     </w:p>
-    <w:p/>
+    <w:p>
+      <w:r>
+        <w:br w:type="page"/>
+      </w:r>
+    </w:p>
     <w:p>
       <w:pPr>
         <w:pStyle w:val="ListParagraph"/>
@@ -272,6 +358,7 @@
         </w:numPr>
       </w:pPr>
       <w:r>
+        <w:lastRenderedPageBreak/>
         <w:t xml:space="preserve">* </w:t>
       </w:r>
       <w:r>
@@ -288,6 +375,9 @@
         <w:t>mobygames_com_game_976_commandos_behind_enemy_lines</w:t>
       </w:r>
       <w:r>
+        <w:t>.pdf</w:t>
+      </w:r>
+      <w:r>
         <w:t xml:space="preserve"> -&gt; </w:t>
       </w:r>
       <w:proofErr w:type="spellStart"/>
@@ -305,15 +395,21 @@
         <w:t xml:space="preserve"> Commandos – Behind Enemy Lines</w:t>
       </w:r>
       <w:r>
+        <w:t>.pdf</w:t>
+      </w:r>
+      <w:r>
         <w:t>] [</w:t>
       </w:r>
+      <w:r>
+        <w:t xml:space="preserve">Commandos: Behind Enemy Lines - PC - Documentation 1 -&gt; </w:t>
+      </w:r>
       <w:proofErr w:type="spellStart"/>
       <w:r>
         <w:t>MobyGames</w:t>
       </w:r>
       <w:proofErr w:type="spellEnd"/>
       <w:r>
-        <w:t xml:space="preserve"> Profile: Commandos – Behind Enemy Lines</w:t>
+        <w:t xml:space="preserve"> Profile - Commandos – Behind Enemy Lines</w:t>
       </w:r>
       <w:r>
         <w:t>]</w:t>
@@ -356,6 +452,39 @@
       </w:r>
       <w:r>
         <w:t>Entertainment</w:t>
+      </w:r>
+    </w:p>
+    <w:p>
+      <w:pPr>
+        <w:ind w:left="720"/>
+      </w:pPr>
+      <w:r>
+        <w:t xml:space="preserve">* </w:t>
+      </w:r>
+      <w:r>
+        <w:rPr>
+          <w:b/>
+          <w:bCs/>
+        </w:rPr>
+        <w:t xml:space="preserve">Source </w:t>
+      </w:r>
+      <w:r>
+        <w:rPr>
+          <w:b/>
+          <w:bCs/>
+        </w:rPr>
+        <w:t>Platform</w:t>
+      </w:r>
+      <w:r>
+        <w:t xml:space="preserve">: </w:t>
+      </w:r>
+      <w:proofErr w:type="spellStart"/>
+      <w:r>
+        <w:t>MobyGames</w:t>
+      </w:r>
+      <w:proofErr w:type="spellEnd"/>
+      <w:r>
+        <w:t xml:space="preserve"> (https://www.mobygames.com)</w:t>
       </w:r>
     </w:p>
     <w:p>
@@ -403,7 +532,18 @@
         <w:t>Download Server / Mirror</w:t>
       </w:r>
       <w:r>
-        <w:t>: www.mobygames.com</w:t>
+        <w:t xml:space="preserve">: </w:t>
+      </w:r>
+      <w:r>
+        <w:t>https://www.mobygames.com [</w:t>
+      </w:r>
+      <w:proofErr w:type="spellStart"/>
+      <w:r>
+        <w:t>MobyGames</w:t>
+      </w:r>
+      <w:proofErr w:type="spellEnd"/>
+      <w:r>
+        <w:t xml:space="preserve"> Main Web Server]</w:t>
       </w:r>
       <w:r>
         <w:br/>
@@ -417,7 +557,18 @@
         <w:t>Download Method</w:t>
       </w:r>
       <w:r>
-        <w:t>: https://www.sejda.com/html-to-pdf -&gt; convert html to pdf</w:t>
+        <w:t xml:space="preserve">: </w:t>
+      </w:r>
+      <w:r>
+        <w:t xml:space="preserve">Web Tool: </w:t>
+      </w:r>
+      <w:proofErr w:type="spellStart"/>
+      <w:r>
+        <w:t>Sejda</w:t>
+      </w:r>
+      <w:proofErr w:type="spellEnd"/>
+      <w:r>
+        <w:t xml:space="preserve"> - HTML to PDF (https://www.sejda.com/html-to-pdf) [convert html to pdf]</w:t>
       </w:r>
     </w:p>
     <w:p>
@@ -500,8 +651,32 @@
       </w:r>
       <w:proofErr w:type="gramEnd"/>
       <w:r>
-        <w:t xml:space="preserve"> </w:t>
-      </w:r>
+        <w:t xml:space="preserve"> | </w:t>
+      </w:r>
+      <w:proofErr w:type="spellStart"/>
+      <w:r>
+        <w:t>StorageType</w:t>
+      </w:r>
+      <w:proofErr w:type="spellEnd"/>
+      <w:r>
+        <w:t xml:space="preserve">: Cloud -&gt; Platform: GitHub -&gt; Account: gamekingdomelbaf1 -&gt; Repository: </w:t>
+      </w:r>
+      <w:proofErr w:type="spellStart"/>
+      <w:r>
+        <w:t>KingdomheartsGame</w:t>
+      </w:r>
+      <w:proofErr w:type="spellEnd"/>
+      <w:r>
+        <w:t xml:space="preserve"> -&gt; Path: Games/PC/Strategy/Commandos Behind Enemy Lines (2.51 </w:t>
+      </w:r>
+      <w:proofErr w:type="gramStart"/>
+      <w:r>
+        <w:t>GB)/</w:t>
+      </w:r>
+      <w:r>
+        <w:t>..</w:t>
+      </w:r>
+      <w:proofErr w:type="gramEnd"/>
       <w:r>
         <w:br/>
         <w:t xml:space="preserve">* </w:t>
@@ -1024,7 +1199,7 @@
   <w:style w:type="paragraph" w:default="1" w:styleId="Normal">
     <w:name w:val="Normal"/>
     <w:qFormat/>
-    <w:rsid w:val="00802055"/>
+    <w:rsid w:val="00133B02"/>
   </w:style>
   <w:style w:type="paragraph" w:styleId="Heading1">
     <w:name w:val="heading 1"/>

--- a/Games/PC/Strategy/Commandos Behind Enemy Lines (2.51 GB)/2-Documentation (197 MB)/6-Articles & Reviews/Source.docx
+++ b/Games/PC/Strategy/Commandos Behind Enemy Lines (2.51 GB)/2-Documentation (197 MB)/6-Articles & Reviews/Source.docx
@@ -11,63 +11,43 @@
         </w:numPr>
       </w:pPr>
       <w:r>
-        <w:t xml:space="preserve">* </w:t>
-      </w:r>
-      <w:r>
-        <w:rPr>
-          <w:b/>
+        <w:rPr>
           <w:bCs/>
         </w:rPr>
-        <w:t>Download Name</w:t>
-      </w:r>
-      <w:r>
-        <w:t>: [</w:t>
-      </w:r>
-      <w:r>
-        <w:t>mobygames_com_game_976_commandos_behind_enemy_lines_reviews</w:t>
-      </w:r>
-      <w:r>
-        <w:t>.pdf</w:t>
-      </w:r>
-      <w:r>
-        <w:t xml:space="preserve"> -&gt; </w:t>
-      </w:r>
-      <w:proofErr w:type="spellStart"/>
-      <w:r>
-        <w:t>MobyGames</w:t>
-      </w:r>
-      <w:proofErr w:type="spellEnd"/>
-      <w:r>
-        <w:t xml:space="preserve"> </w:t>
-      </w:r>
-      <w:r>
-        <w:t>Reviews</w:t>
-      </w:r>
-      <w:r>
-        <w:t xml:space="preserve"> -</w:t>
-      </w:r>
-      <w:r>
-        <w:t xml:space="preserve"> Commandos – Behind Enemy Lines</w:t>
-      </w:r>
-      <w:r>
-        <w:t>.pdf</w:t>
-      </w:r>
-      <w:r>
-        <w:t>] [</w:t>
-      </w:r>
-      <w:r>
-        <w:t xml:space="preserve">Commandos: Behind Enemy Lines - PC - Documentation 3 -&gt; </w:t>
-      </w:r>
-      <w:proofErr w:type="spellStart"/>
-      <w:r>
-        <w:t>MobyGames</w:t>
-      </w:r>
-      <w:proofErr w:type="spellEnd"/>
-      <w:r>
-        <w:t xml:space="preserve"> Reviews - Commandos – Behind Enemy Lines</w:t>
-      </w:r>
-      <w:r>
-        <w:t>]</w:t>
+        <w:t>*</w:t>
+      </w:r>
+      <w:r>
+        <w:rPr>
+          <w:b/>
+        </w:rPr>
+        <w:t xml:space="preserve"> Source ID: </w:t>
+      </w:r>
+      <w:r>
+        <w:rPr>
+          <w:bCs/>
+        </w:rPr>
+        <w:t>13</w:t>
+      </w:r>
+      <w:r>
+        <w:rPr>
+          <w:bCs/>
+        </w:rPr>
+        <w:t>2</w:t>
+      </w:r>
+      <w:r>
+        <w:br/>
+      </w:r>
+      <w:r>
+        <w:t xml:space="preserve">* </w:t>
+      </w:r>
+      <w:r>
+        <w:rPr>
+          <w:b/>
+        </w:rPr>
+        <w:t>Content Title</w:t>
+      </w:r>
+      <w:r>
+        <w:t>: [mobygames_com_game_976_commandos_behind_enemy_lines_reviews.pdf -&gt; MobyGames Reviews - Commandos – Behind Enemy Lines.pdf] [Commandos: Behind Enemy Lines - PC - Documentation 3 -&gt; MobyGames Reviews - Commandos – Behind Enemy Lines]</w:t>
       </w:r>
     </w:p>
     <w:p>
@@ -80,9 +60,8 @@
       <w:r>
         <w:rPr>
           <w:b/>
-          <w:bCs/>
-        </w:rPr>
-        <w:t>Download Type</w:t>
+        </w:rPr>
+        <w:t>Content Type</w:t>
       </w:r>
       <w:r>
         <w:t>: Document</w:t>
@@ -98,15 +77,11 @@
       <w:r>
         <w:rPr>
           <w:b/>
-          <w:bCs/>
-        </w:rPr>
-        <w:t>Source Type</w:t>
-      </w:r>
-      <w:r>
-        <w:t xml:space="preserve">: </w:t>
-      </w:r>
-      <w:r>
-        <w:t>Entertainment</w:t>
+        </w:rPr>
+        <w:t>Domain</w:t>
+      </w:r>
+      <w:r>
+        <w:t>: Entertainment</w:t>
       </w:r>
     </w:p>
     <w:p>
@@ -119,27 +94,11 @@
       <w:r>
         <w:rPr>
           <w:b/>
-          <w:bCs/>
-        </w:rPr>
-        <w:t xml:space="preserve">Source </w:t>
-      </w:r>
-      <w:r>
-        <w:rPr>
-          <w:b/>
-          <w:bCs/>
-        </w:rPr>
-        <w:t>Platform</w:t>
-      </w:r>
-      <w:r>
-        <w:t xml:space="preserve">: </w:t>
-      </w:r>
-      <w:proofErr w:type="spellStart"/>
-      <w:r>
-        <w:t>MobyGames</w:t>
-      </w:r>
-      <w:proofErr w:type="spellEnd"/>
-      <w:r>
-        <w:t xml:space="preserve"> (https://www.mobygames.com)</w:t>
+        </w:rPr>
+        <w:t>Source Platform</w:t>
+      </w:r>
+      <w:r>
+        <w:t>: MobyGames (https://www.mobygames.com)</w:t>
       </w:r>
     </w:p>
     <w:p>
@@ -152,9 +111,8 @@
       <w:r>
         <w:rPr>
           <w:b/>
-          <w:bCs/>
-        </w:rPr>
-        <w:t>Download Source</w:t>
+        </w:rPr>
+        <w:t>Source Reference</w:t>
       </w:r>
       <w:r>
         <w:t xml:space="preserve">: </w:t>
@@ -168,34 +126,60 @@
         </w:r>
       </w:hyperlink>
       <w:r>
+        <w:br/>
+        <w:t xml:space="preserve">* </w:t>
+      </w:r>
+      <w:r>
+        <w:rPr>
+          <w:b/>
+          <w:bCs/>
+        </w:rPr>
+        <w:t>Source Type</w:t>
+      </w:r>
+      <w:r>
+        <w:t xml:space="preserve">: </w:t>
+      </w:r>
+      <w:r>
+        <w:t>Converted</w:t>
+      </w:r>
+      <w:r>
+        <w:br/>
+        <w:t xml:space="preserve">* </w:t>
+      </w:r>
+      <w:r>
+        <w:rPr>
+          <w:b/>
+          <w:bCs/>
+        </w:rPr>
+        <w:t>Source Nature:</w:t>
+      </w:r>
+      <w:r>
         <w:t xml:space="preserve"> </w:t>
       </w:r>
       <w:r>
+        <w:t>D</w:t>
+      </w:r>
+      <w:r>
+        <w:t>igital</w:t>
+      </w:r>
+      <w:r>
+        <w:t xml:space="preserve">  </w:t>
+      </w:r>
+      <w:r>
+        <w:t xml:space="preserve"> </w:t>
+      </w:r>
+      <w:r>
         <w:br/>
-      </w:r>
-      <w:r>
-        <w:t xml:space="preserve">* </w:t>
-      </w:r>
-      <w:r>
-        <w:rPr>
-          <w:b/>
-          <w:bCs/>
-        </w:rPr>
-        <w:t>Download Server / Mirror</w:t>
-      </w:r>
-      <w:r>
-        <w:t xml:space="preserve">: </w:t>
-      </w:r>
-      <w:r>
-        <w:t>https://www.mobygames.com [</w:t>
-      </w:r>
-      <w:proofErr w:type="spellStart"/>
-      <w:r>
-        <w:t>MobyGames</w:t>
-      </w:r>
-      <w:proofErr w:type="spellEnd"/>
-      <w:r>
-        <w:t xml:space="preserve"> Main Web Server]</w:t>
+        <w:t xml:space="preserve">* </w:t>
+      </w:r>
+      <w:r>
+        <w:rPr>
+          <w:b/>
+        </w:rPr>
+        <w:t>Storage Host</w:t>
+      </w:r>
+      <w:r>
+        <w:t>: https://www.mobygames.com [MobyGames Main Web Server]</w:t>
       </w:r>
       <w:r>
         <w:br/>
@@ -204,23 +188,11 @@
       <w:r>
         <w:rPr>
           <w:b/>
-          <w:bCs/>
-        </w:rPr>
-        <w:t>Download Method</w:t>
-      </w:r>
-      <w:r>
-        <w:t xml:space="preserve">: </w:t>
-      </w:r>
-      <w:r>
-        <w:t xml:space="preserve">Web Tool: </w:t>
-      </w:r>
-      <w:proofErr w:type="spellStart"/>
-      <w:r>
-        <w:t>Sejda</w:t>
-      </w:r>
-      <w:proofErr w:type="spellEnd"/>
-      <w:r>
-        <w:t xml:space="preserve"> - HTML to PDF (https://www.sejda.com/html-to-pdf) [convert html to pdf]</w:t>
+        </w:rPr>
+        <w:t>Acquisition Method</w:t>
+      </w:r>
+      <w:r>
+        <w:t>: Web Tool: Sejda - HTML to PDF (https://www.sejda.com/html-to-pdf) [convert html to pdf]</w:t>
       </w:r>
     </w:p>
     <w:p>
@@ -233,9 +205,8 @@
       <w:r>
         <w:rPr>
           <w:b/>
-          <w:bCs/>
-        </w:rPr>
-        <w:t>Download Format</w:t>
+        </w:rPr>
+        <w:t>File Format</w:t>
       </w:r>
       <w:r>
         <w:t>: .pdf</w:t>
@@ -251,9 +222,8 @@
       <w:r>
         <w:rPr>
           <w:b/>
-          <w:bCs/>
-        </w:rPr>
-        <w:t>Download Quality</w:t>
+        </w:rPr>
+        <w:t>Content Quality</w:t>
       </w:r>
       <w:r>
         <w:t xml:space="preserve">: Medium </w:t>
@@ -269,9 +239,8 @@
       <w:r>
         <w:rPr>
           <w:b/>
-          <w:bCs/>
-        </w:rPr>
-        <w:t>Download Date</w:t>
+        </w:rPr>
+        <w:t>Acquisition Date</w:t>
       </w:r>
       <w:r>
         <w:t>: 8/28/2025</w:t>
@@ -287,15 +256,11 @@
       <w:r>
         <w:rPr>
           <w:b/>
-          <w:bCs/>
-        </w:rPr>
-        <w:t>Saved Location</w:t>
-      </w:r>
-      <w:r>
-        <w:t xml:space="preserve">: </w:t>
-      </w:r>
-      <w:r>
-        <w:t>KINGSTON Games (F:)/Games</w:t>
+        </w:rPr>
+        <w:t>Storage Location</w:t>
+      </w:r>
+      <w:r>
+        <w:t>: KINGSTON Games (F:)/Games</w:t>
       </w:r>
       <w:proofErr w:type="gramStart"/>
       <w:r>
@@ -303,30 +268,11 @@
       </w:r>
       <w:proofErr w:type="gramEnd"/>
       <w:r>
-        <w:t xml:space="preserve"> | </w:t>
-      </w:r>
-      <w:proofErr w:type="spellStart"/>
-      <w:r>
-        <w:t>StorageType</w:t>
-      </w:r>
-      <w:proofErr w:type="spellEnd"/>
-      <w:r>
-        <w:t xml:space="preserve">: Cloud -&gt; Platform: GitHub -&gt; Account: gamekingdomelbaf1 -&gt; Repository: </w:t>
-      </w:r>
-      <w:proofErr w:type="spellStart"/>
-      <w:r>
-        <w:t>KingdomheartsGame</w:t>
-      </w:r>
-      <w:proofErr w:type="spellEnd"/>
-      <w:r>
-        <w:t xml:space="preserve"> -&gt; Path: Games/PC/Strategy/Commandos Behind Enemy Lines (2.51 </w:t>
+        <w:t xml:space="preserve"> | StorageType: Cloud -&gt; Platform: GitHub -&gt; Account: gamekingdomelbaf1 -&gt; Repository: KingdomheartsGame -&gt; Path: Games/PC/Strategy/Commandos Behind Enemy Lines (2.51 </w:t>
       </w:r>
       <w:proofErr w:type="gramStart"/>
       <w:r>
-        <w:t>GB)/</w:t>
-      </w:r>
-      <w:r>
-        <w:t>..</w:t>
+        <w:t>GB)/..</w:t>
       </w:r>
       <w:proofErr w:type="gramEnd"/>
       <w:r>
@@ -336,7 +282,6 @@
       <w:r>
         <w:rPr>
           <w:b/>
-          <w:bCs/>
         </w:rPr>
         <w:t>Notes</w:t>
       </w:r>
@@ -344,11 +289,7 @@
         <w:t>:</w:t>
       </w:r>
     </w:p>
-    <w:p>
-      <w:r>
-        <w:br w:type="page"/>
-      </w:r>
-    </w:p>
+    <w:p/>
     <w:p>
       <w:pPr>
         <w:pStyle w:val="ListParagraph"/>
@@ -358,61 +299,43 @@
         </w:numPr>
       </w:pPr>
       <w:r>
-        <w:lastRenderedPageBreak/>
-        <w:t xml:space="preserve">* </w:t>
-      </w:r>
-      <w:r>
-        <w:rPr>
-          <w:b/>
+        <w:rPr>
           <w:bCs/>
         </w:rPr>
-        <w:t>Download Name</w:t>
-      </w:r>
-      <w:r>
-        <w:t>: [</w:t>
-      </w:r>
-      <w:r>
-        <w:t>mobygames_com_game_976_commandos_behind_enemy_lines</w:t>
-      </w:r>
-      <w:r>
-        <w:t>.pdf</w:t>
-      </w:r>
-      <w:r>
-        <w:t xml:space="preserve"> -&gt; </w:t>
-      </w:r>
-      <w:proofErr w:type="spellStart"/>
-      <w:r>
-        <w:t>MobyGames</w:t>
-      </w:r>
-      <w:proofErr w:type="spellEnd"/>
-      <w:r>
-        <w:t xml:space="preserve"> Profile</w:t>
-      </w:r>
-      <w:r>
-        <w:t xml:space="preserve"> -</w:t>
-      </w:r>
-      <w:r>
-        <w:t xml:space="preserve"> Commandos – Behind Enemy Lines</w:t>
-      </w:r>
-      <w:r>
-        <w:t>.pdf</w:t>
-      </w:r>
-      <w:r>
-        <w:t>] [</w:t>
-      </w:r>
-      <w:r>
-        <w:t xml:space="preserve">Commandos: Behind Enemy Lines - PC - Documentation 1 -&gt; </w:t>
-      </w:r>
-      <w:proofErr w:type="spellStart"/>
-      <w:r>
-        <w:t>MobyGames</w:t>
-      </w:r>
-      <w:proofErr w:type="spellEnd"/>
-      <w:r>
-        <w:t xml:space="preserve"> Profile - Commandos – Behind Enemy Lines</w:t>
-      </w:r>
-      <w:r>
-        <w:t>]</w:t>
+        <w:t>*</w:t>
+      </w:r>
+      <w:r>
+        <w:rPr>
+          <w:b/>
+        </w:rPr>
+        <w:t xml:space="preserve"> Source ID: </w:t>
+      </w:r>
+      <w:r>
+        <w:rPr>
+          <w:bCs/>
+        </w:rPr>
+        <w:t>13</w:t>
+      </w:r>
+      <w:r>
+        <w:rPr>
+          <w:bCs/>
+        </w:rPr>
+        <w:t>0</w:t>
+      </w:r>
+      <w:r>
+        <w:br/>
+      </w:r>
+      <w:r>
+        <w:t xml:space="preserve">* </w:t>
+      </w:r>
+      <w:r>
+        <w:rPr>
+          <w:b/>
+        </w:rPr>
+        <w:t>Content Title</w:t>
+      </w:r>
+      <w:r>
+        <w:t>: [mobygames_com_game_976_commandos_behind_enemy_lines.pdf -&gt; MobyGames Profile - Commandos – Behind Enemy Lines.pdf] [Commandos: Behind Enemy Lines - PC - Documentation 1 -&gt; MobyGames Profile - Commandos – Behind Enemy Lines]</w:t>
       </w:r>
     </w:p>
     <w:p>
@@ -425,9 +348,8 @@
       <w:r>
         <w:rPr>
           <w:b/>
-          <w:bCs/>
-        </w:rPr>
-        <w:t>Download Type</w:t>
+        </w:rPr>
+        <w:t>Content Type</w:t>
       </w:r>
       <w:r>
         <w:t>: Document</w:t>
@@ -443,15 +365,11 @@
       <w:r>
         <w:rPr>
           <w:b/>
-          <w:bCs/>
-        </w:rPr>
-        <w:t>Source Type</w:t>
-      </w:r>
-      <w:r>
-        <w:t xml:space="preserve">: </w:t>
-      </w:r>
-      <w:r>
-        <w:t>Entertainment</w:t>
+        </w:rPr>
+        <w:t>Domain</w:t>
+      </w:r>
+      <w:r>
+        <w:t>: Entertainment</w:t>
       </w:r>
     </w:p>
     <w:p>
@@ -464,27 +382,11 @@
       <w:r>
         <w:rPr>
           <w:b/>
-          <w:bCs/>
-        </w:rPr>
-        <w:t xml:space="preserve">Source </w:t>
-      </w:r>
-      <w:r>
-        <w:rPr>
-          <w:b/>
-          <w:bCs/>
-        </w:rPr>
-        <w:t>Platform</w:t>
-      </w:r>
-      <w:r>
-        <w:t xml:space="preserve">: </w:t>
-      </w:r>
-      <w:proofErr w:type="spellStart"/>
-      <w:r>
-        <w:t>MobyGames</w:t>
-      </w:r>
-      <w:proofErr w:type="spellEnd"/>
-      <w:r>
-        <w:t xml:space="preserve"> (https://www.mobygames.com)</w:t>
+        </w:rPr>
+        <w:t>Source Platform</w:t>
+      </w:r>
+      <w:r>
+        <w:t>: MobyGames (https://www.mobygames.com)</w:t>
       </w:r>
     </w:p>
     <w:p>
@@ -492,14 +394,14 @@
         <w:ind w:left="720"/>
       </w:pPr>
       <w:r>
-        <w:t xml:space="preserve">* </w:t>
-      </w:r>
-      <w:r>
-        <w:rPr>
-          <w:b/>
-          <w:bCs/>
-        </w:rPr>
-        <w:t>Download Source</w:t>
+        <w:lastRenderedPageBreak/>
+        <w:t xml:space="preserve">* </w:t>
+      </w:r>
+      <w:r>
+        <w:rPr>
+          <w:b/>
+        </w:rPr>
+        <w:t>Source Reference</w:t>
       </w:r>
       <w:r>
         <w:t xml:space="preserve">: </w:t>
@@ -513,37 +415,60 @@
         </w:r>
       </w:hyperlink>
       <w:r>
+        <w:br/>
+        <w:t xml:space="preserve">* </w:t>
+      </w:r>
+      <w:r>
+        <w:rPr>
+          <w:b/>
+          <w:bCs/>
+        </w:rPr>
+        <w:t>Source Type</w:t>
+      </w:r>
+      <w:r>
+        <w:t xml:space="preserve">: </w:t>
+      </w:r>
+      <w:r>
+        <w:t>Converted</w:t>
+      </w:r>
+      <w:r>
+        <w:br/>
+        <w:t xml:space="preserve">* </w:t>
+      </w:r>
+      <w:r>
+        <w:rPr>
+          <w:b/>
+          <w:bCs/>
+        </w:rPr>
+        <w:t>Source Nature:</w:t>
+      </w:r>
+      <w:r>
         <w:t xml:space="preserve"> </w:t>
       </w:r>
       <w:r>
+        <w:t>D</w:t>
+      </w:r>
+      <w:r>
+        <w:t>igital</w:t>
+      </w:r>
+      <w:r>
         <w:t xml:space="preserve"> </w:t>
       </w:r>
       <w:r>
+        <w:t xml:space="preserve">  </w:t>
+      </w:r>
+      <w:r>
         <w:br/>
-      </w:r>
-      <w:r>
-        <w:t xml:space="preserve">* </w:t>
-      </w:r>
-      <w:r>
-        <w:rPr>
-          <w:b/>
-          <w:bCs/>
-        </w:rPr>
-        <w:t>Download Server / Mirror</w:t>
-      </w:r>
-      <w:r>
-        <w:t xml:space="preserve">: </w:t>
-      </w:r>
-      <w:r>
-        <w:t>https://www.mobygames.com [</w:t>
-      </w:r>
-      <w:proofErr w:type="spellStart"/>
-      <w:r>
-        <w:t>MobyGames</w:t>
-      </w:r>
-      <w:proofErr w:type="spellEnd"/>
-      <w:r>
-        <w:t xml:space="preserve"> Main Web Server]</w:t>
+        <w:t xml:space="preserve">* </w:t>
+      </w:r>
+      <w:r>
+        <w:rPr>
+          <w:b/>
+        </w:rPr>
+        <w:t>Storage Host</w:t>
+      </w:r>
+      <w:r>
+        <w:t>: https://www.mobygames.com [MobyGames Main Web Server]</w:t>
       </w:r>
       <w:r>
         <w:br/>
@@ -552,23 +477,11 @@
       <w:r>
         <w:rPr>
           <w:b/>
-          <w:bCs/>
-        </w:rPr>
-        <w:t>Download Method</w:t>
-      </w:r>
-      <w:r>
-        <w:t xml:space="preserve">: </w:t>
-      </w:r>
-      <w:r>
-        <w:t xml:space="preserve">Web Tool: </w:t>
-      </w:r>
-      <w:proofErr w:type="spellStart"/>
-      <w:r>
-        <w:t>Sejda</w:t>
-      </w:r>
-      <w:proofErr w:type="spellEnd"/>
-      <w:r>
-        <w:t xml:space="preserve"> - HTML to PDF (https://www.sejda.com/html-to-pdf) [convert html to pdf]</w:t>
+        </w:rPr>
+        <w:t>Acquisition Method</w:t>
+      </w:r>
+      <w:r>
+        <w:t>: Web Tool: Sejda - HTML to PDF (https://www.sejda.com/html-to-pdf) [convert html to pdf]</w:t>
       </w:r>
     </w:p>
     <w:p>
@@ -581,9 +494,8 @@
       <w:r>
         <w:rPr>
           <w:b/>
-          <w:bCs/>
-        </w:rPr>
-        <w:t>Download Format</w:t>
+        </w:rPr>
+        <w:t>File Format</w:t>
       </w:r>
       <w:r>
         <w:t>: .pdf</w:t>
@@ -599,9 +511,8 @@
       <w:r>
         <w:rPr>
           <w:b/>
-          <w:bCs/>
-        </w:rPr>
-        <w:t>Download Quality</w:t>
+        </w:rPr>
+        <w:t>Content Quality</w:t>
       </w:r>
       <w:r>
         <w:t xml:space="preserve">: Medium </w:t>
@@ -617,9 +528,8 @@
       <w:r>
         <w:rPr>
           <w:b/>
-          <w:bCs/>
-        </w:rPr>
-        <w:t>Download Date</w:t>
+        </w:rPr>
+        <w:t>Acquisition Date</w:t>
       </w:r>
       <w:r>
         <w:t>: 8/28/2025</w:t>
@@ -635,15 +545,11 @@
       <w:r>
         <w:rPr>
           <w:b/>
-          <w:bCs/>
-        </w:rPr>
-        <w:t>Saved Location</w:t>
-      </w:r>
-      <w:r>
-        <w:t xml:space="preserve">: </w:t>
-      </w:r>
-      <w:r>
-        <w:t>KINGSTON Games (F:)/Games</w:t>
+        </w:rPr>
+        <w:t>Storage Location</w:t>
+      </w:r>
+      <w:r>
+        <w:t>: KINGSTON Games (F:)/Games</w:t>
       </w:r>
       <w:proofErr w:type="gramStart"/>
       <w:r>
@@ -651,30 +557,11 @@
       </w:r>
       <w:proofErr w:type="gramEnd"/>
       <w:r>
-        <w:t xml:space="preserve"> | </w:t>
-      </w:r>
-      <w:proofErr w:type="spellStart"/>
-      <w:r>
-        <w:t>StorageType</w:t>
-      </w:r>
-      <w:proofErr w:type="spellEnd"/>
-      <w:r>
-        <w:t xml:space="preserve">: Cloud -&gt; Platform: GitHub -&gt; Account: gamekingdomelbaf1 -&gt; Repository: </w:t>
-      </w:r>
-      <w:proofErr w:type="spellStart"/>
-      <w:r>
-        <w:t>KingdomheartsGame</w:t>
-      </w:r>
-      <w:proofErr w:type="spellEnd"/>
-      <w:r>
-        <w:t xml:space="preserve"> -&gt; Path: Games/PC/Strategy/Commandos Behind Enemy Lines (2.51 </w:t>
+        <w:t xml:space="preserve"> | StorageType: Cloud -&gt; Platform: GitHub -&gt; Account: gamekingdomelbaf1 -&gt; Repository: KingdomheartsGame -&gt; Path: Games/PC/Strategy/Commandos Behind Enemy Lines (2.51 </w:t>
       </w:r>
       <w:proofErr w:type="gramStart"/>
       <w:r>
-        <w:t>GB)/</w:t>
-      </w:r>
-      <w:r>
-        <w:t>..</w:t>
+        <w:t>GB)/..</w:t>
       </w:r>
       <w:proofErr w:type="gramEnd"/>
       <w:r>
@@ -684,7 +571,6 @@
       <w:r>
         <w:rPr>
           <w:b/>
-          <w:bCs/>
         </w:rPr>
         <w:t>Notes</w:t>
       </w:r>
@@ -1728,6 +1614,18 @@
       <w:u w:val="single"/>
     </w:rPr>
   </w:style>
+  <w:style w:type="character" w:styleId="UnresolvedMention">
+    <w:name w:val="Unresolved Mention"/>
+    <w:basedOn w:val="DefaultParagraphFont"/>
+    <w:uiPriority w:val="99"/>
+    <w:semiHidden/>
+    <w:unhideWhenUsed/>
+    <w:rsid w:val="001F6088"/>
+    <w:rPr>
+      <w:color w:val="605E5C"/>
+      <w:shd w:val="clear" w:color="auto" w:fill="E1DFDD"/>
+    </w:rPr>
+  </w:style>
 </w:styles>
 </file>
 
